--- a/tillsynsmail/A 38208-2025 tillsynsbegäran mail.docx
+++ b/tillsynsmail/A 38208-2025 tillsynsbegäran mail.docx
@@ -14,7 +14,7 @@
     </w:p>
     <w:p>
       <w:r>
-        <w:t>I det avverkningsanmälda området har 13 naturvårdsarter varav 8 rödlistade arter hittats.</w:t>
+        <w:t>I det avverkningsanmälda området har 27 naturvårdsarter varav 14 rödlistade arter hittats.</w:t>
       </w:r>
     </w:p>
     <w:p>

--- a/tillsynsmail/A 38208-2025 tillsynsbegäran mail.docx
+++ b/tillsynsmail/A 38208-2025 tillsynsbegäran mail.docx
@@ -14,7 +14,7 @@
     </w:p>
     <w:p>
       <w:r>
-        <w:t>I det avverkningsanmälda området har 27 naturvårdsarter varav 14 rödlistade arter hittats.</w:t>
+        <w:t>I det avverkningsanmälda området har 35 naturvårdsarter varav 17 rödlistade arter hittats.</w:t>
       </w:r>
     </w:p>
     <w:p>

--- a/tillsynsmail/A 38208-2025 tillsynsbegäran mail.docx
+++ b/tillsynsmail/A 38208-2025 tillsynsbegäran mail.docx
@@ -14,7 +14,7 @@
     </w:p>
     <w:p>
       <w:r>
-        <w:t>I det avverkningsanmälda området har 35 naturvårdsarter varav 17 rödlistade arter hittats.</w:t>
+        <w:t>I det avverkningsanmälda området har 36 naturvårdsarter varav 18 rödlistade arter hittats.</w:t>
       </w:r>
     </w:p>
     <w:p>

--- a/tillsynsmail/A 38208-2025 tillsynsbegäran mail.docx
+++ b/tillsynsmail/A 38208-2025 tillsynsbegäran mail.docx
@@ -14,7 +14,7 @@
     </w:p>
     <w:p>
       <w:r>
-        <w:t>I det avverkningsanmälda området har 36 naturvårdsarter varav 18 rödlistade arter hittats.</w:t>
+        <w:t>I det avverkningsanmälda området har 42 naturvårdsarter varav 22 rödlistade arter hittats.</w:t>
       </w:r>
     </w:p>
     <w:p>
